--- a/data/cvs/cv_93_Calibrate_Group_AI_Senior_Technical_Lead.docx
+++ b/data/cvs/cv_93_Calibrate_Group_AI_Senior_Technical_Lead.docx
@@ -86,7 +86,7 @@
         <w:rPr>
           <w:sz w:val="20"/>
         </w:rPr>
-        <w:t>Senior Technical Lead with 8+ years of engineering experience, specialising in AI-powered tools and SaaS platforms. I've led full-stack development, from Python backends and REST APIs to React frontends, and have deep expertise in AI data work, including model evaluation, prompt engineering, and dataset structuring. Currently, I'm building production systems at Copy Cat Group, integrating SAP APIs with internal systems and designing AI-powered tender scraping pipelines.</w:t>
+        <w:t>Senior Technical Lead with a background in full-stack development and AI engineering, currently building production systems at Copy Cat Group. I have hands-on experience with AI-powered tools, integrating APIs, and designing scalable solutions. My recent work includes integrating SAP APIs with internal systems, creating comprehensive system design documents, and building an AI-powered tender scraping pipeline. I excel at application-layer engineering, with a focus on delivering AI-native workflow solutions.</w:t>
       </w:r>
     </w:p>
     <w:p>
@@ -227,7 +227,7 @@
         <w:rPr>
           <w:sz w:val="20"/>
         </w:rPr>
-        <w:t>Oracle Cloud, Google Cloud Platform, Git, CI/CD, GitHub, Docker</w:t>
+        <w:t>Git, GitHub, CI/CD, Oracle Cloud, Google Cloud Platform</w:t>
       </w:r>
     </w:p>
     <w:p>
@@ -245,7 +245,7 @@
         <w:rPr>
           <w:sz w:val="20"/>
         </w:rPr>
-        <w:t>Integrations, SMB platforms, Toast, Square, Mindbody, QuickBooks, HubSpot, AI agent stack, Claude API, Make.com</w:t>
+        <w:t>Integrations, SMB platforms, Toast, Square, Mindbody, QuickBooks, HubSpot, AI agent stack, Claude API</w:t>
       </w:r>
     </w:p>
     <w:p>
@@ -263,7 +263,7 @@
         <w:rPr>
           <w:sz w:val="20"/>
         </w:rPr>
-        <w:t>Clay, Client-facing portal, Agile development, AI-native workflow, Cursor, Team leadership, Business acumen, Ambiguity tolerance, Consulting experience, Client-facing technical work</w:t>
+        <w:t>Make.com, Clay, Client-facing portal, Agile, SaaS, Cursor, Technical hiring, Consulting, Agencies, Client-facing technical work</w:t>
       </w:r>
     </w:p>
     <w:p>
@@ -313,7 +313,19 @@
         <w:rPr>
           <w:sz w:val="20"/>
         </w:rPr>
-        <w:t>Integrating SAP APIs with an internal Credit Control System, creating an automated, live system for OA and IT business units.</w:t>
+        <w:t>Integrating SAP APIs with an internal Credit Control System, automating processes for OA and IT business units.</w:t>
+      </w:r>
+    </w:p>
+    <w:p>
+      <w:pPr>
+        <w:pStyle w:val="ListBullet"/>
+        <w:spacing w:before="0" w:after="20"/>
+      </w:pPr>
+      <w:r>
+        <w:rPr>
+          <w:sz w:val="20"/>
+        </w:rPr>
+        <w:t>Authoring comprehensive System Design Documents (SDDs) for Application, Data, Integration, and Security Architecture.</w:t>
       </w:r>
     </w:p>
     <w:p>
@@ -326,18 +338,6 @@
           <w:sz w:val="20"/>
         </w:rPr>
         <w:t>Designing and prototyping an AI-powered tender scraping pipeline to automate tender discovery and processing.</w:t>
-      </w:r>
-    </w:p>
-    <w:p>
-      <w:pPr>
-        <w:pStyle w:val="ListBullet"/>
-        <w:spacing w:before="0" w:after="20"/>
-      </w:pPr>
-      <w:r>
-        <w:rPr>
-          <w:sz w:val="20"/>
-        </w:rPr>
-        <w:t>Authoring comprehensive System Design Documents (SDDs) and Business Requirements Documents (BRDs) to formalise project scope and technical specifications.</w:t>
       </w:r>
     </w:p>
     <w:p>
@@ -372,31 +372,7 @@
         <w:rPr>
           <w:sz w:val="20"/>
         </w:rPr>
-        <w:t>Train AI models by generating accurate difference-based captions for multimodal datasets</w:t>
-      </w:r>
-    </w:p>
-    <w:p>
-      <w:pPr>
-        <w:pStyle w:val="ListBullet"/>
-        <w:spacing w:before="0" w:after="20"/>
-      </w:pPr>
-      <w:r>
-        <w:rPr>
-          <w:sz w:val="20"/>
-        </w:rPr>
-        <w:t>Perform categorisation, bounding, consistency checks, and image-level validation to improve multimodal model accuracy</w:t>
-      </w:r>
-    </w:p>
-    <w:p>
-      <w:pPr>
-        <w:pStyle w:val="ListBullet"/>
-        <w:spacing w:before="0" w:after="20"/>
-      </w:pPr>
-      <w:r>
-        <w:rPr>
-          <w:sz w:val="20"/>
-        </w:rPr>
-        <w:t>Contribute high-quality annotated outputs that directly feed into production AI model training pipelines</w:t>
+        <w:t>Generating difference-based captions for multimodal datasets, improving model accuracy through detailed annotations.</w:t>
       </w:r>
     </w:p>
     <w:p>
@@ -431,31 +407,7 @@
         <w:rPr>
           <w:sz w:val="20"/>
         </w:rPr>
-        <w:t>Developed and delivered full-stack solutions for U.S.-based clients across different sectors</w:t>
-      </w:r>
-    </w:p>
-    <w:p>
-      <w:pPr>
-        <w:pStyle w:val="ListBullet"/>
-        <w:spacing w:before="0" w:after="20"/>
-      </w:pPr>
-      <w:r>
-        <w:rPr>
-          <w:sz w:val="20"/>
-        </w:rPr>
-        <w:t>Built UI components, optimised APIs, and handled CMS-based website systems</w:t>
-      </w:r>
-    </w:p>
-    <w:p>
-      <w:pPr>
-        <w:pStyle w:val="ListBullet"/>
-        <w:spacing w:before="0" w:after="20"/>
-      </w:pPr>
-      <w:r>
-        <w:rPr>
-          <w:sz w:val="20"/>
-        </w:rPr>
-        <w:t>Collaborated with remote teams to debug, improve performance, and implement client feedback</w:t>
+        <w:t>Delivered full-stack solutions, including UI components and API optimisation, for diverse U.S. clients.</w:t>
       </w:r>
     </w:p>
     <w:p>
@@ -490,31 +442,7 @@
         <w:rPr>
           <w:sz w:val="20"/>
         </w:rPr>
-        <w:t>Annotated and evaluated datasets for health and agriculture AI systems</w:t>
-      </w:r>
-    </w:p>
-    <w:p>
-      <w:pPr>
-        <w:pStyle w:val="ListBullet"/>
-        <w:spacing w:before="0" w:after="20"/>
-      </w:pPr>
-      <w:r>
-        <w:rPr>
-          <w:sz w:val="20"/>
-        </w:rPr>
-        <w:t>Performed intent detection, slot tagging, utterance verification, and structured dataset creation</w:t>
-      </w:r>
-    </w:p>
-    <w:p>
-      <w:pPr>
-        <w:pStyle w:val="ListBullet"/>
-        <w:spacing w:before="0" w:after="20"/>
-      </w:pPr>
-      <w:r>
-        <w:rPr>
-          <w:sz w:val="20"/>
-        </w:rPr>
-        <w:t>Ensured annotation quality and consistency across multilingual and multimodal training data</w:t>
+        <w:t>Performed intent detection and slot tagging for health and agriculture AI systems, ensuring high-quality multilingual training data.</w:t>
       </w:r>
     </w:p>
     <w:p>
